--- a/Meridian_Sentinel_FDE_Report.docx
+++ b/Meridian_Sentinel_FDE_Report.docx
@@ -724,7 +724,7 @@
         <w:rPr>
           <w:sz w:val="21"/>
         </w:rPr>
-        <w:t>Real and verifiable: the deterministic engine, resolution with verified pins, the OFAC reconciliation across both datasets, the ownership graph, the grounded copilot, file based persistence with per run scoping, briefing PDFs, and the persisted result payload / API. Representative (designed, not wired): authentication, the integrations catalog beyond SFTP, and the Postgres path (the schema exists and the code path falls back to file storage gracefully). With more time: fully generalize parent preference resolution, deepen ownership traversal, add a hallucination rate evaluation harness, and ship a customer specific deployment harness.</w:t>
+        <w:t>Real and verifiable: the deterministic engine, resolution with verified pins, the OFAC reconciliation across both datasets, the ownership graph, the grounded copilot, file based persistence with per run scoping, briefing PDFs (server side via WeasyPrint in Docker, with an HTML fallback on native installs that lack cairo / pango), the persisted result payload / API, and in-app credential entry that keeps Sayari and Anthropic keys in memory only. Representative (designed, not wired): authentication, the integrations catalog beyond SFTP, and the Postgres path (the schema exists and the code path falls back to file storage gracefully). With more time: fully generalize parent preference resolution, deepen ownership traversal, add a hallucination rate evaluation harness, and ship a customer specific deployment harness.</w:t>
       </w:r>
     </w:p>
     <w:p>
